--- a/submission_documents_20260916/CG_Cover_Letter.docx
+++ b/submission_documents_20260916/CG_Cover_Letter.docx
@@ -141,7 +141,7 @@
           <w:color w:val="000000"/>
           <w:sz w:val="22"/>
         </w:rPr>
-        <w:t>The contribution is the traceable evaluation workflow and the persistent Full3C–Z-only S difference on one fixed source split, supported by seed repetitions and paired source-cluster analyses. Original ablations remain limited to base seed 42. The study documents adaptive validation reuse and does not establish station or regional transfer. The original experiment and 66-fit extension are publicly archived in release v1.3.0 at https://doi.org/10.5281/zenodo.22782746. The current documents update archive-availability wording after DOI assignment; numerical results match the archived snapshot.</w:t>
+        <w:t>The computational contribution is an inspectable workflow connecting source identity, grouped OOF construction, canonical feature interfaces, model provenance and numerical replay. It is demonstrated through executable synthetic contracts, five deliberately invalid cases, and saved-model inference checks. The public software update supplies all 106 checkpoints and the required custom layer. Established grouped-OOF and stacking methods are not claimed as new algorithms. The geoscientific result is the persistent Full3C–Z-only S difference on the studied source split; no station or regional transfer is claimed.</w:t>
       </w:r>
     </w:p>
     <w:p>
